--- a/_Soluciones/Grupo5/Proyecto/report/informe_tsp_algoritmos_geneticos_grupo5_v2.docx
+++ b/_Soluciones/Grupo5/Proyecto/report/informe_tsp_algoritmos_geneticos_grupo5_v2.docx
@@ -105,9 +105,7 @@
       </w:r>
     </w:p>
     <w:p>
-      <w:r>
-        <w:br w:type="page"/>
-      </w:r>
+      <w:r/>
     </w:p>
     <w:p>
       <w:pPr>
@@ -206,9 +204,7 @@
       </w:r>
     </w:p>
     <w:p>
-      <w:r>
-        <w:br w:type="page"/>
-      </w:r>
+      <w:r/>
     </w:p>
     <w:p>
       <w:pPr>
@@ -237,10 +233,10 @@
           <w:b/>
           <w:color w:val="1F4E79"/>
         </w:rPr>
-        <w:t xml:space="preserve">Idea central para la defensa: </w:t>
+        <w:t xml:space="preserve">Idea central para la sustentación: </w:t>
       </w:r>
       <w:r>
-        <w:t>El algoritmo elegido es elitista porque conserva las mejores rutas entre generaciones; OX no es otro algoritmo, sino el operador de crossover que permite combinar rutas sin romper la estructura de permutacion del TSP.</w:t>
+        <w:t>El algoritmo elegido es un Algoritmo Genético Generacional Elitista porque conserva las mejores rutas entre generaciones y reduce el riesgo de retroceso. OX no es otro algoritmo, sino el operador de crossover que permite combinar rutas sin romper la estructura de permutación del TSP. La elección se sustenta en la necesidad de equilibrar explotación de buenas soluciones con exploración mediante mutación y diversidad poblacional.</w:t>
       </w:r>
     </w:p>
     <w:p>
@@ -1178,9 +1174,7 @@
       </w:tr>
     </w:tbl>
     <w:p>
-      <w:r>
-        <w:br w:type="page"/>
-      </w:r>
+      <w:r/>
     </w:p>
     <w:p>
       <w:pPr>
@@ -3039,7 +3033,7 @@
           <w:b/>
           <w:color w:val="1F4E79"/>
         </w:rPr>
-        <w:t xml:space="preserve">Defensa del literal a): </w:t>
+        <w:t xml:space="preserve">Sustentación del literal a): </w:t>
       </w:r>
       <w:r>
         <w:t>La validez no se deja al azar. La representacion, el crossover y la mutacion fueron elegidos para trabajar naturalmente con permutaciones; ademas, el codigo valida cada ruta final y registra si aparecieron soluciones invalidas.</w:t>
@@ -3422,7 +3416,7 @@
                 <w:b w:val="0"/>
                 <w:sz w:val="15"/>
               </w:rPr>
-              <w:t>Refina localmente la mejor ruta del AG; por eso el enfoque puede defenderse como AG elitista hibrido.</w:t>
+              <w:t>Refina localmente la mejor ruta del AG; por eso el enfoque puede sustentarse como AG elitista hibrido.</w:t>
             </w:r>
           </w:p>
         </w:tc>
@@ -3442,7 +3436,7 @@
           <w:b/>
           <w:color w:val="1F4E79"/>
         </w:rPr>
-        <w:t xml:space="preserve">Defensa del literal b): </w:t>
+        <w:t xml:space="preserve">Sustentación del literal b): </w:t>
       </w:r>
       <w:r>
         <w:t>No se eligio OX en lugar del AG elitista. El AG elitista es la variante principal del algoritmo; OX es el operador de cruce usado dentro de esa variante para asegurar hijos validos en un problema de permutaciones.</w:t>
@@ -3465,40 +3459,7 @@
       <w:pPr>
         <w:jc w:val="center"/>
       </w:pPr>
-      <w:r>
-        <w:drawing>
-          <wp:inline xmlns:a="http://schemas.openxmlformats.org/drawingml/2006/main" xmlns:pic="http://schemas.openxmlformats.org/drawingml/2006/picture">
-            <wp:extent cx="6126480" cy="7807897"/>
-            <wp:docPr id="1" name="Picture 1"/>
-            <wp:cNvGraphicFramePr>
-              <a:graphicFrameLocks noChangeAspect="1"/>
-            </wp:cNvGraphicFramePr>
-            <a:graphic>
-              <a:graphicData uri="http://schemas.openxmlformats.org/drawingml/2006/picture">
-                <pic:pic>
-                  <pic:nvPicPr>
-                    <pic:cNvPr id="0" name="panel_fitness_all_datasets.png"/>
-                    <pic:cNvPicPr/>
-                  </pic:nvPicPr>
-                  <pic:blipFill>
-                    <a:blip r:embed="rId11"/>
-                    <a:stretch>
-                      <a:fillRect/>
-                    </a:stretch>
-                  </pic:blipFill>
-                  <pic:spPr>
-                    <a:xfrm>
-                      <a:off x="0" y="0"/>
-                      <a:ext cx="6126480" cy="7807897"/>
-                    </a:xfrm>
-                    <a:prstGeom prst="rect"/>
-                  </pic:spPr>
-                </pic:pic>
-              </a:graphicData>
-            </a:graphic>
-          </wp:inline>
-        </w:drawing>
-      </w:r>
+      <w:r/>
     </w:p>
     <w:p>
       <w:pPr>
@@ -4824,40 +4785,7 @@
       <w:pPr>
         <w:jc w:val="center"/>
       </w:pPr>
-      <w:r>
-        <w:drawing>
-          <wp:inline xmlns:a="http://schemas.openxmlformats.org/drawingml/2006/main" xmlns:pic="http://schemas.openxmlformats.org/drawingml/2006/picture">
-            <wp:extent cx="6035040" cy="2916936"/>
-            <wp:docPr id="2" name="Picture 2"/>
-            <wp:cNvGraphicFramePr>
-              <a:graphicFrameLocks noChangeAspect="1"/>
-            </wp:cNvGraphicFramePr>
-            <a:graphic>
-              <a:graphicData uri="http://schemas.openxmlformats.org/drawingml/2006/picture">
-                <pic:pic>
-                  <pic:nvPicPr>
-                    <pic:cNvPr id="0" name="comparacion_nn_vs_ag2opt.png"/>
-                    <pic:cNvPicPr/>
-                  </pic:nvPicPr>
-                  <pic:blipFill>
-                    <a:blip r:embed="rId12"/>
-                    <a:stretch>
-                      <a:fillRect/>
-                    </a:stretch>
-                  </pic:blipFill>
-                  <pic:spPr>
-                    <a:xfrm>
-                      <a:off x="0" y="0"/>
-                      <a:ext cx="6035040" cy="2916936"/>
-                    </a:xfrm>
-                    <a:prstGeom prst="rect"/>
-                  </pic:spPr>
-                </pic:pic>
-              </a:graphicData>
-            </a:graphic>
-          </wp:inline>
-        </w:drawing>
-      </w:r>
+      <w:r/>
     </w:p>
     <w:p>
       <w:pPr>
@@ -4880,7 +4808,7 @@
           <w:b/>
           <w:color w:val="1F4E79"/>
         </w:rPr>
-        <w:t xml:space="preserve">Defensa del literal c): </w:t>
+        <w:t xml:space="preserve">Sustentación del literal c): </w:t>
       </w:r>
       <w:r>
         <w:t>La evolucion del fitness se grafico por generacion para todos los datasets. El criterio de convergencia no se baso solo en mirar la grafica, sino tambien en medir generaciones sin mejora y diversidad final.</w:t>
@@ -5096,40 +5024,7 @@
       <w:pPr>
         <w:jc w:val="center"/>
       </w:pPr>
-      <w:r>
-        <w:drawing>
-          <wp:inline xmlns:a="http://schemas.openxmlformats.org/drawingml/2006/main" xmlns:pic="http://schemas.openxmlformats.org/drawingml/2006/picture">
-            <wp:extent cx="6126480" cy="7811262"/>
-            <wp:docPr id="3" name="Picture 3"/>
-            <wp:cNvGraphicFramePr>
-              <a:graphicFrameLocks noChangeAspect="1"/>
-            </wp:cNvGraphicFramePr>
-            <a:graphic>
-              <a:graphicData uri="http://schemas.openxmlformats.org/drawingml/2006/picture">
-                <pic:pic>
-                  <pic:nvPicPr>
-                    <pic:cNvPr id="0" name="panel_diversidad_all_datasets.png"/>
-                    <pic:cNvPicPr/>
-                  </pic:nvPicPr>
-                  <pic:blipFill>
-                    <a:blip r:embed="rId13"/>
-                    <a:stretch>
-                      <a:fillRect/>
-                    </a:stretch>
-                  </pic:blipFill>
-                  <pic:spPr>
-                    <a:xfrm>
-                      <a:off x="0" y="0"/>
-                      <a:ext cx="6126480" cy="7811262"/>
-                    </a:xfrm>
-                    <a:prstGeom prst="rect"/>
-                  </pic:spPr>
-                </pic:pic>
-              </a:graphicData>
-            </a:graphic>
-          </wp:inline>
-        </w:drawing>
-      </w:r>
+      <w:r/>
     </w:p>
     <w:p>
       <w:pPr>
@@ -6244,40 +6139,7 @@
       <w:pPr>
         <w:jc w:val="center"/>
       </w:pPr>
-      <w:r>
-        <w:drawing>
-          <wp:inline xmlns:a="http://schemas.openxmlformats.org/drawingml/2006/main" xmlns:pic="http://schemas.openxmlformats.org/drawingml/2006/picture">
-            <wp:extent cx="5852160" cy="2926080"/>
-            <wp:docPr id="4" name="Picture 4"/>
-            <wp:cNvGraphicFramePr>
-              <a:graphicFrameLocks noChangeAspect="1"/>
-            </wp:cNvGraphicFramePr>
-            <a:graphic>
-              <a:graphicData uri="http://schemas.openxmlformats.org/drawingml/2006/picture">
-                <pic:pic>
-                  <pic:nvPicPr>
-                    <pic:cNvPr id="0" name="diversidad_final_por_dataset.png"/>
-                    <pic:cNvPicPr/>
-                  </pic:nvPicPr>
-                  <pic:blipFill>
-                    <a:blip r:embed="rId14"/>
-                    <a:stretch>
-                      <a:fillRect/>
-                    </a:stretch>
-                  </pic:blipFill>
-                  <pic:spPr>
-                    <a:xfrm>
-                      <a:off x="0" y="0"/>
-                      <a:ext cx="5852160" cy="2926080"/>
-                    </a:xfrm>
-                    <a:prstGeom prst="rect"/>
-                  </pic:spPr>
-                </pic:pic>
-              </a:graphicData>
-            </a:graphic>
-          </wp:inline>
-        </w:drawing>
-      </w:r>
+      <w:r/>
     </w:p>
     <w:p>
       <w:pPr>
@@ -6300,7 +6162,7 @@
           <w:b/>
           <w:color w:val="1F4E79"/>
         </w:rPr>
-        <w:t xml:space="preserve">Defensa del literal d): </w:t>
+        <w:t xml:space="preserve">Sustentación del literal d): </w:t>
       </w:r>
       <w:r>
         <w:t>Se midio la diversidad con dos indicadores complementarios. Esto permite explicar no solo si el algoritmo encontro buenas rutas, sino tambien si las encontro manteniendo suficiente exploracion poblacional.</w:t>
@@ -8053,40 +7915,7 @@
       <w:pPr>
         <w:jc w:val="center"/>
       </w:pPr>
-      <w:r>
-        <w:drawing>
-          <wp:inline xmlns:a="http://schemas.openxmlformats.org/drawingml/2006/main" xmlns:pic="http://schemas.openxmlformats.org/drawingml/2006/picture">
-            <wp:extent cx="5852160" cy="2926080"/>
-            <wp:docPr id="5" name="Picture 5"/>
-            <wp:cNvGraphicFramePr>
-              <a:graphicFrameLocks noChangeAspect="1"/>
-            </wp:cNvGraphicFramePr>
-            <a:graphic>
-              <a:graphicData uri="http://schemas.openxmlformats.org/drawingml/2006/picture">
-                <pic:pic>
-                  <pic:nvPicPr>
-                    <pic:cNvPr id="0" name="gap_relativo_vs_nn.png"/>
-                    <pic:cNvPicPr/>
-                  </pic:nvPicPr>
-                  <pic:blipFill>
-                    <a:blip r:embed="rId15"/>
-                    <a:stretch>
-                      <a:fillRect/>
-                    </a:stretch>
-                  </pic:blipFill>
-                  <pic:spPr>
-                    <a:xfrm>
-                      <a:off x="0" y="0"/>
-                      <a:ext cx="5852160" cy="2926080"/>
-                    </a:xfrm>
-                    <a:prstGeom prst="rect"/>
-                  </pic:spPr>
-                </pic:pic>
-              </a:graphicData>
-            </a:graphic>
-          </wp:inline>
-        </w:drawing>
-      </w:r>
+      <w:r/>
     </w:p>
     <w:p>
       <w:pPr>
@@ -8109,16 +7938,14 @@
           <w:b/>
           <w:color w:val="1F4E79"/>
         </w:rPr>
-        <w:t xml:space="preserve">Defensa del literal e): </w:t>
+        <w:t xml:space="preserve">Sustentación del literal e): </w:t>
       </w:r>
       <w:r>
         <w:t>La comparacion se hizo contra una heuristica simple, como solicita el literal, y se reporto el error relativo posible. Como no hay optimos certificados, se aclara que el gap no es contra el optimo global sino contra la referencia experimental.</w:t>
       </w:r>
     </w:p>
     <w:p>
-      <w:r>
-        <w:br w:type="page"/>
-      </w:r>
+      <w:r/>
     </w:p>
     <w:p>
       <w:pPr>
@@ -10068,40 +9895,7 @@
       <w:pPr>
         <w:jc w:val="center"/>
       </w:pPr>
-      <w:r>
-        <w:drawing>
-          <wp:inline xmlns:a="http://schemas.openxmlformats.org/drawingml/2006/main" xmlns:pic="http://schemas.openxmlformats.org/drawingml/2006/picture">
-            <wp:extent cx="6035040" cy="2785403"/>
-            <wp:docPr id="6" name="Picture 6"/>
-            <wp:cNvGraphicFramePr>
-              <a:graphicFrameLocks noChangeAspect="1"/>
-            </wp:cNvGraphicFramePr>
-            <a:graphic>
-              <a:graphicData uri="http://schemas.openxmlformats.org/drawingml/2006/picture">
-                <pic:pic>
-                  <pic:nvPicPr>
-                    <pic:cNvPr id="0" name="parametros_top_configuraciones.png"/>
-                    <pic:cNvPicPr/>
-                  </pic:nvPicPr>
-                  <pic:blipFill>
-                    <a:blip r:embed="rId16"/>
-                    <a:stretch>
-                      <a:fillRect/>
-                    </a:stretch>
-                  </pic:blipFill>
-                  <pic:spPr>
-                    <a:xfrm>
-                      <a:off x="0" y="0"/>
-                      <a:ext cx="6035040" cy="2785403"/>
-                    </a:xfrm>
-                    <a:prstGeom prst="rect"/>
-                  </pic:spPr>
-                </pic:pic>
-              </a:graphicData>
-            </a:graphic>
-          </wp:inline>
-        </w:drawing>
-      </w:r>
+      <w:r/>
     </w:p>
     <w:p>
       <w:pPr>
@@ -10124,40 +9918,7 @@
       <w:pPr>
         <w:jc w:val="center"/>
       </w:pPr>
-      <w:r>
-        <w:drawing>
-          <wp:inline xmlns:a="http://schemas.openxmlformats.org/drawingml/2006/main" xmlns:pic="http://schemas.openxmlformats.org/drawingml/2006/picture">
-            <wp:extent cx="5303520" cy="3119718"/>
-            <wp:docPr id="7" name="Picture 7"/>
-            <wp:cNvGraphicFramePr>
-              <a:graphicFrameLocks noChangeAspect="1"/>
-            </wp:cNvGraphicFramePr>
-            <a:graphic>
-              <a:graphicData uri="http://schemas.openxmlformats.org/drawingml/2006/picture">
-                <pic:pic>
-                  <pic:nvPicPr>
-                    <pic:cNvPr id="0" name="parametros_poblacion_distancia.png"/>
-                    <pic:cNvPicPr/>
-                  </pic:nvPicPr>
-                  <pic:blipFill>
-                    <a:blip r:embed="rId17"/>
-                    <a:stretch>
-                      <a:fillRect/>
-                    </a:stretch>
-                  </pic:blipFill>
-                  <pic:spPr>
-                    <a:xfrm>
-                      <a:off x="0" y="0"/>
-                      <a:ext cx="5303520" cy="3119718"/>
-                    </a:xfrm>
-                    <a:prstGeom prst="rect"/>
-                  </pic:spPr>
-                </pic:pic>
-              </a:graphicData>
-            </a:graphic>
-          </wp:inline>
-        </w:drawing>
-      </w:r>
+      <w:r/>
     </w:p>
     <w:p>
       <w:pPr>
@@ -10175,40 +9936,7 @@
       <w:pPr>
         <w:jc w:val="center"/>
       </w:pPr>
-      <w:r>
-        <w:drawing>
-          <wp:inline xmlns:a="http://schemas.openxmlformats.org/drawingml/2006/main" xmlns:pic="http://schemas.openxmlformats.org/drawingml/2006/picture">
-            <wp:extent cx="5303520" cy="3119718"/>
-            <wp:docPr id="8" name="Picture 8"/>
-            <wp:cNvGraphicFramePr>
-              <a:graphicFrameLocks noChangeAspect="1"/>
-            </wp:cNvGraphicFramePr>
-            <a:graphic>
-              <a:graphicData uri="http://schemas.openxmlformats.org/drawingml/2006/picture">
-                <pic:pic>
-                  <pic:nvPicPr>
-                    <pic:cNvPr id="0" name="parametros_mutacion_distancia.png"/>
-                    <pic:cNvPicPr/>
-                  </pic:nvPicPr>
-                  <pic:blipFill>
-                    <a:blip r:embed="rId18"/>
-                    <a:stretch>
-                      <a:fillRect/>
-                    </a:stretch>
-                  </pic:blipFill>
-                  <pic:spPr>
-                    <a:xfrm>
-                      <a:off x="0" y="0"/>
-                      <a:ext cx="5303520" cy="3119718"/>
-                    </a:xfrm>
-                    <a:prstGeom prst="rect"/>
-                  </pic:spPr>
-                </pic:pic>
-              </a:graphicData>
-            </a:graphic>
-          </wp:inline>
-        </w:drawing>
-      </w:r>
+      <w:r/>
     </w:p>
     <w:p>
       <w:pPr>
@@ -10226,40 +9954,7 @@
       <w:pPr>
         <w:jc w:val="center"/>
       </w:pPr>
-      <w:r>
-        <w:drawing>
-          <wp:inline xmlns:a="http://schemas.openxmlformats.org/drawingml/2006/main" xmlns:pic="http://schemas.openxmlformats.org/drawingml/2006/picture">
-            <wp:extent cx="5303520" cy="3119718"/>
-            <wp:docPr id="9" name="Picture 9"/>
-            <wp:cNvGraphicFramePr>
-              <a:graphicFrameLocks noChangeAspect="1"/>
-            </wp:cNvGraphicFramePr>
-            <a:graphic>
-              <a:graphicData uri="http://schemas.openxmlformats.org/drawingml/2006/picture">
-                <pic:pic>
-                  <pic:nvPicPr>
-                    <pic:cNvPr id="0" name="parametros_crossover_distancia.png"/>
-                    <pic:cNvPicPr/>
-                  </pic:nvPicPr>
-                  <pic:blipFill>
-                    <a:blip r:embed="rId19"/>
-                    <a:stretch>
-                      <a:fillRect/>
-                    </a:stretch>
-                  </pic:blipFill>
-                  <pic:spPr>
-                    <a:xfrm>
-                      <a:off x="0" y="0"/>
-                      <a:ext cx="5303520" cy="3119718"/>
-                    </a:xfrm>
-                    <a:prstGeom prst="rect"/>
-                  </pic:spPr>
-                </pic:pic>
-              </a:graphicData>
-            </a:graphic>
-          </wp:inline>
-        </w:drawing>
-      </w:r>
+      <w:r/>
     </w:p>
     <w:p>
       <w:pPr>
@@ -10593,16 +10288,14 @@
           <w:b/>
           <w:color w:val="1F4E79"/>
         </w:rPr>
-        <w:t xml:space="preserve">Defensa del literal f): </w:t>
+        <w:t xml:space="preserve">Sustentación del literal f): </w:t>
       </w:r>
       <w:r>
         <w:t>El analisis de parametros no solo reporta tablas; explica que la calidad del AG depende del equilibrio entre exploracion y explotacion. Por eso se compararon poblacion, crossover y mutacion, que son los factores pedidos en el literal.</w:t>
       </w:r>
     </w:p>
     <w:p>
-      <w:r>
-        <w:br w:type="page"/>
-      </w:r>
+      <w:r/>
     </w:p>
     <w:p>
       <w:pPr>
@@ -10615,49 +10308,145 @@
     <w:p>
       <w:pPr>
         <w:pStyle w:val="ListBullet"/>
+        <w:spacing w:after="60"/>
       </w:pPr>
       <w:r>
-        <w:t>La representacion por permutaciones es la forma correcta de modelar el TSP, porque cada ciudad debe aparecer exactamente una vez en la ruta.</w:t>
+        <w:rPr>
+          <w:sz w:val="21"/>
+        </w:rPr>
+        <w:t>La representación por permutaciones es la forma correcta de modelar el TSP, porque cada ciudad debe aparecer exactamente una vez en la ruta. Esta decisión convierte la factibilidad de la solución en una propiedad del cromosoma, no en una corrección posterior.</w:t>
       </w:r>
     </w:p>
     <w:p>
       <w:pPr>
         <w:pStyle w:val="ListBullet"/>
+        <w:spacing w:after="60"/>
       </w:pPr>
       <w:r>
-        <w:t>El AG elitista fue adecuado porque conserva las mejores rutas y evita retrocesos en la mejor solucion encontrada durante la evolucion.</w:t>
+        <w:rPr>
+          <w:sz w:val="21"/>
+        </w:rPr>
+        <w:t>La matriz de distancias euclidianas permitió evaluar todas las rutas con el mismo criterio objetivo. Esto hace que la comparación entre datasets, heurística y algoritmo genético sea reproducible y técnicamente consistente.</w:t>
       </w:r>
     </w:p>
     <w:p>
       <w:pPr>
         <w:pStyle w:val="ListBullet"/>
+        <w:spacing w:after="60"/>
       </w:pPr>
       <w:r>
-        <w:t>OX e inversion fueron operadores coherentes con el problema porque generan descendientes validos sin ciudades repetidas ni faltantes.</w:t>
+        <w:rPr>
+          <w:sz w:val="21"/>
+        </w:rPr>
+        <w:t>El Algoritmo Genético Generacional Elitista fue adecuado porque conserva las mejores rutas y evita retrocesos en la mejor solución encontrada. Esta decisión es importante en el TSP, donde una ruta de buena calidad puede perderse por azar durante el crossover o la mutación.</w:t>
       </w:r>
     </w:p>
     <w:p>
       <w:pPr>
         <w:pStyle w:val="ListBullet"/>
+        <w:spacing w:after="60"/>
       </w:pPr>
       <w:r>
-        <w:t>El fitness aumento de forma progresiva en la mayoria de los datasets, lo que evidencia convergencia. Dos datasets mostraron posible convergencia prematura, identificada con generaciones sin mejora y baja diversidad.</w:t>
+        <w:rPr>
+          <w:sz w:val="21"/>
+        </w:rPr>
+        <w:t>El elitismo no se aplicó de forma aislada: se complementó con selección por torneo, crossover OX y mutación por inversión. Así se mantuvo el equilibrio entre explotación de rutas prometedoras y exploración de nuevas combinaciones.</w:t>
       </w:r>
     </w:p>
     <w:p>
       <w:pPr>
         <w:pStyle w:val="ListBullet"/>
+        <w:spacing w:after="60"/>
       </w:pPr>
       <w:r>
-        <w:t>El AG elitista + 2-opt fue mejor que Nearest Neighbor en todos los datasets y competitivo frente a NN+2-opt, aunque no se afirma optimalidad global porque no existen optimos certificados en los archivos.</w:t>
+        <w:rPr>
+          <w:sz w:val="21"/>
+        </w:rPr>
+        <w:t>El operador OX fue coherente con el problema porque preserva información de orden entre ciudades y genera descendientes válidos. La mutación por inversión también fue apropiada porque modifica segmentos de la ruta sin introducir ciudades repetidas ni eliminar ciudades.</w:t>
       </w:r>
     </w:p>
     <w:p>
       <w:pPr>
         <w:pStyle w:val="ListBullet"/>
+        <w:spacing w:after="60"/>
       </w:pPr>
       <w:r>
-        <w:t>El analisis de parametros mostro que no existe una configuracion universal; el rendimiento depende del equilibrio entre tamano poblacional, crossover y mutacion.</w:t>
+        <w:rPr>
+          <w:sz w:val="21"/>
+        </w:rPr>
+        <w:t>El análisis del fitness no se limitó al mejor individuo. Se graficó mejor, promedio y peor fitness por generación, lo que permitió observar convergencia, separación entre individuos y posibles señales de estancamiento.</w:t>
+      </w:r>
+    </w:p>
+    <w:p>
+      <w:pPr>
+        <w:pStyle w:val="ListBullet"/>
+        <w:spacing w:after="60"/>
+      </w:pPr>
+      <w:r>
+        <w:rPr>
+          <w:sz w:val="21"/>
+        </w:rPr>
+        <w:t>La diversidad poblacional fue evaluada con porcentaje de individuos únicos y distancia Hamming promedio. Estas dos métricas permiten distinguir entre una convergencia saludable y una convergencia prematura causada por poblaciones demasiado similares.</w:t>
+      </w:r>
+    </w:p>
+    <w:p>
+      <w:pPr>
+        <w:pStyle w:val="ListBullet"/>
+        <w:spacing w:after="60"/>
+      </w:pPr>
+      <w:r>
+        <w:rPr>
+          <w:sz w:val="21"/>
+        </w:rPr>
+        <w:t>La comparación con Nearest Neighbor cumplió la exigencia de contrastar el AG con una heurística simple. Además, NN+2-opt se incluyó como referencia más exigente para analizar si el algoritmo era competitivo frente a una solución localmente refinada.</w:t>
+      </w:r>
+    </w:p>
+    <w:p>
+      <w:pPr>
+        <w:pStyle w:val="ListBullet"/>
+        <w:spacing w:after="60"/>
+      </w:pPr>
+      <w:r>
+        <w:rPr>
+          <w:sz w:val="21"/>
+        </w:rPr>
+        <w:t>El uso de 2-opt como refinamiento final mejoró la calidad de las rutas al corregir cruces innecesarios. Sin embargo, el núcleo del proyecto sigue siendo el AG: 2-opt actúa como mejora local posterior, no como reemplazo del proceso evolutivo.</w:t>
+      </w:r>
+    </w:p>
+    <w:p>
+      <w:pPr>
+        <w:pStyle w:val="ListBullet"/>
+        <w:spacing w:after="60"/>
+      </w:pPr>
+      <w:r>
+        <w:rPr>
+          <w:sz w:val="21"/>
+        </w:rPr>
+        <w:t>El análisis experimental de parámetros mostró que el rendimiento depende del balance entre tamaño poblacional, probabilidad de crossover y probabilidad de mutación. Una población grande no siempre mejora el resultado si el número de generaciones es limitado.</w:t>
+      </w:r>
+    </w:p>
+    <w:p>
+      <w:pPr>
+        <w:pStyle w:val="ListBullet"/>
+        <w:spacing w:after="60"/>
+      </w:pPr>
+      <w:r>
+        <w:rPr>
+          <w:sz w:val="21"/>
+        </w:rPr>
+        <w:t>No se afirma optimalidad global porque los datasets no incluyen una ruta óptima certificada. Por esa razón, el error relativo se reportó frente a referencias experimentales y no como brecha frente al óptimo teórico.</w:t>
+      </w:r>
+    </w:p>
+    <w:p>
+      <w:pPr>
+        <w:pStyle w:val="ListBullet"/>
+        <w:spacing w:after="60"/>
+      </w:pPr>
+      <w:r>
+        <w:rPr>
+          <w:sz w:val="21"/>
+        </w:rPr>
+        <w:t>Como trabajo futuro, se recomienda ejecutar varias semillas por configuración, aumentar el número de generaciones y reportar media, desviación estándar y mejor valor por dataset. Esto permitiría fortalecer la robustez estadística de los resultados.</w:t>
       </w:r>
     </w:p>
     <w:p>
@@ -10683,7 +10472,7 @@
       <w:tr>
         <w:tc>
           <w:tcPr>
-            <w:tcW w:type="dxa" w:w="3456"/>
+            <w:tcW w:type="dxa" w:w="2304"/>
             <w:shd w:fill="D9EAF7"/>
             <w:vAlign w:val="center"/>
           </w:tcPr>
@@ -10694,8 +10483,9 @@
             <w:r/>
             <w:r>
               <w:rPr>
+                <w:rFonts w:ascii="Times New Roman" w:hAnsi="Times New Roman" w:eastAsia="Times New Roman"/>
                 <w:b/>
-                <w:sz w:val="15"/>
+                <w:sz w:val="18"/>
               </w:rPr>
               <w:t>Integrante</w:t>
             </w:r>
@@ -10703,7 +10493,7 @@
         </w:tc>
         <w:tc>
           <w:tcPr>
-            <w:tcW w:type="dxa" w:w="3456"/>
+            <w:tcW w:type="dxa" w:w="2880"/>
             <w:shd w:fill="D9EAF7"/>
             <w:vAlign w:val="center"/>
           </w:tcPr>
@@ -10714,8 +10504,9 @@
             <w:r/>
             <w:r>
               <w:rPr>
+                <w:rFonts w:ascii="Times New Roman" w:hAnsi="Times New Roman" w:eastAsia="Times New Roman"/>
                 <w:b/>
-                <w:sz w:val="15"/>
+                <w:sz w:val="18"/>
               </w:rPr>
               <w:t>Responsabilidad asignada</w:t>
             </w:r>
@@ -10723,7 +10514,7 @@
         </w:tc>
         <w:tc>
           <w:tcPr>
-            <w:tcW w:type="dxa" w:w="3456"/>
+            <w:tcW w:type="dxa" w:w="4608"/>
             <w:shd w:fill="D9EAF7"/>
             <w:vAlign w:val="center"/>
           </w:tcPr>
@@ -10734,8 +10525,9 @@
             <w:r/>
             <w:r>
               <w:rPr>
+                <w:rFonts w:ascii="Times New Roman" w:hAnsi="Times New Roman" w:eastAsia="Times New Roman"/>
                 <w:b/>
-                <w:sz w:val="15"/>
+                <w:sz w:val="18"/>
               </w:rPr>
               <w:t>Actividades realizadas</w:t>
             </w:r>
@@ -10745,18 +10537,18 @@
       <w:tr>
         <w:tc>
           <w:tcPr>
-            <w:tcW w:type="dxa" w:w="3456"/>
-            <w:vAlign w:val="center"/>
-          </w:tcPr>
-          <w:p>
-            <w:pPr>
-              <w:jc w:val="center"/>
-            </w:pPr>
-            <w:r/>
-            <w:r>
-              <w:rPr>
-                <w:b w:val="0"/>
-                <w:sz w:val="15"/>
+            <w:tcW w:type="dxa" w:w="2304"/>
+            <w:vAlign w:val="center"/>
+          </w:tcPr>
+          <w:p>
+            <w:pPr>
+              <w:jc w:val="center"/>
+            </w:pPr>
+            <w:r/>
+            <w:r>
+              <w:rPr>
+                <w:rFonts w:ascii="Times New Roman" w:hAnsi="Times New Roman" w:eastAsia="Times New Roman"/>
+                <w:sz w:val="17"/>
               </w:rPr>
               <w:t>Nancy Altamirano</w:t>
             </w:r>
@@ -10764,39 +10556,39 @@
         </w:tc>
         <w:tc>
           <w:tcPr>
-            <w:tcW w:type="dxa" w:w="3456"/>
-            <w:vAlign w:val="center"/>
-          </w:tcPr>
-          <w:p>
-            <w:pPr>
-              <w:jc w:val="center"/>
-            </w:pPr>
-            <w:r/>
-            <w:r>
-              <w:rPr>
-                <w:b w:val="0"/>
-                <w:sz w:val="15"/>
-              </w:rPr>
-              <w:t>Preparacion y validacion de datasets</w:t>
-            </w:r>
-          </w:p>
-        </w:tc>
-        <w:tc>
-          <w:tcPr>
-            <w:tcW w:type="dxa" w:w="3456"/>
-            <w:vAlign w:val="center"/>
-          </w:tcPr>
-          <w:p>
-            <w:pPr>
-              <w:jc w:val="center"/>
-            </w:pPr>
-            <w:r/>
-            <w:r>
-              <w:rPr>
-                <w:b w:val="0"/>
-                <w:sz w:val="15"/>
-              </w:rPr>
-              <w:t>Revision de columnas city, x, y; verificacion de cantidad de ciudades; apoyo en el literal a sobre representacion valida y control de ciudades repetidas/faltantes.</w:t>
+            <w:tcW w:type="dxa" w:w="2880"/>
+            <w:vAlign w:val="center"/>
+          </w:tcPr>
+          <w:p>
+            <w:pPr>
+              <w:jc w:val="center"/>
+            </w:pPr>
+            <w:r/>
+            <w:r>
+              <w:rPr>
+                <w:rFonts w:ascii="Times New Roman" w:hAnsi="Times New Roman" w:eastAsia="Times New Roman"/>
+                <w:sz w:val="17"/>
+              </w:rPr>
+              <w:t>Modelamiento del problema y validación de datos</w:t>
+            </w:r>
+          </w:p>
+        </w:tc>
+        <w:tc>
+          <w:tcPr>
+            <w:tcW w:type="dxa" w:w="4608"/>
+            <w:vAlign w:val="center"/>
+          </w:tcPr>
+          <w:p>
+            <w:pPr>
+              <w:jc w:val="center"/>
+            </w:pPr>
+            <w:r/>
+            <w:r>
+              <w:rPr>
+                <w:rFonts w:ascii="Times New Roman" w:hAnsi="Times New Roman" w:eastAsia="Times New Roman"/>
+                <w:sz w:val="17"/>
+              </w:rPr>
+              <w:t>Revisión de columnas city, x, y; verificación de cantidad de ciudades; construcción del criterio de representación por permutaciones; validación sin ciudades repetidas/faltantes; apoyo técnico en matriz de distancias y literal a.</w:t>
             </w:r>
           </w:p>
         </w:tc>
@@ -10804,18 +10596,18 @@
       <w:tr>
         <w:tc>
           <w:tcPr>
-            <w:tcW w:type="dxa" w:w="3456"/>
-            <w:vAlign w:val="center"/>
-          </w:tcPr>
-          <w:p>
-            <w:pPr>
-              <w:jc w:val="center"/>
-            </w:pPr>
-            <w:r/>
-            <w:r>
-              <w:rPr>
-                <w:b w:val="0"/>
-                <w:sz w:val="15"/>
+            <w:tcW w:type="dxa" w:w="2304"/>
+            <w:vAlign w:val="center"/>
+          </w:tcPr>
+          <w:p>
+            <w:pPr>
+              <w:jc w:val="center"/>
+            </w:pPr>
+            <w:r/>
+            <w:r>
+              <w:rPr>
+                <w:rFonts w:ascii="Times New Roman" w:hAnsi="Times New Roman" w:eastAsia="Times New Roman"/>
+                <w:sz w:val="17"/>
               </w:rPr>
               <w:t>Gustavo Berru</w:t>
             </w:r>
@@ -10823,39 +10615,39 @@
         </w:tc>
         <w:tc>
           <w:tcPr>
-            <w:tcW w:type="dxa" w:w="3456"/>
-            <w:vAlign w:val="center"/>
-          </w:tcPr>
-          <w:p>
-            <w:pPr>
-              <w:jc w:val="center"/>
-            </w:pPr>
-            <w:r/>
-            <w:r>
-              <w:rPr>
-                <w:b w:val="0"/>
-                <w:sz w:val="15"/>
-              </w:rPr>
-              <w:t>Implementacion del algoritmo genetico</w:t>
-            </w:r>
-          </w:p>
-        </w:tc>
-        <w:tc>
-          <w:tcPr>
-            <w:tcW w:type="dxa" w:w="3456"/>
-            <w:vAlign w:val="center"/>
-          </w:tcPr>
-          <w:p>
-            <w:pPr>
-              <w:jc w:val="center"/>
-            </w:pPr>
-            <w:r/>
-            <w:r>
-              <w:rPr>
-                <w:b w:val="0"/>
-                <w:sz w:val="15"/>
-              </w:rPr>
-              <w:t>Desarrollo de la estructura del AG elitista, seleccion por torneo, elitismo, funcion fitness, cruce OX y mutacion por inversion; apoyo principal en los literales b y c.</w:t>
+            <w:tcW w:type="dxa" w:w="2880"/>
+            <w:vAlign w:val="center"/>
+          </w:tcPr>
+          <w:p>
+            <w:pPr>
+              <w:jc w:val="center"/>
+            </w:pPr>
+            <w:r/>
+            <w:r>
+              <w:rPr>
+                <w:rFonts w:ascii="Times New Roman" w:hAnsi="Times New Roman" w:eastAsia="Times New Roman"/>
+                <w:sz w:val="17"/>
+              </w:rPr>
+              <w:t>Diseño e implementación del algoritmo genético</w:t>
+            </w:r>
+          </w:p>
+        </w:tc>
+        <w:tc>
+          <w:tcPr>
+            <w:tcW w:type="dxa" w:w="4608"/>
+            <w:vAlign w:val="center"/>
+          </w:tcPr>
+          <w:p>
+            <w:pPr>
+              <w:jc w:val="center"/>
+            </w:pPr>
+            <w:r/>
+            <w:r>
+              <w:rPr>
+                <w:rFonts w:ascii="Times New Roman" w:hAnsi="Times New Roman" w:eastAsia="Times New Roman"/>
+                <w:sz w:val="17"/>
+              </w:rPr>
+              <w:t>Implementación de población inicial, selección por torneo, elitismo, función fitness, crossover OX, mutación por inversión y control de rutas válidas; soporte técnico en literales a, b y c.</w:t>
             </w:r>
           </w:p>
         </w:tc>
@@ -10863,18 +10655,18 @@
       <w:tr>
         <w:tc>
           <w:tcPr>
-            <w:tcW w:type="dxa" w:w="3456"/>
-            <w:vAlign w:val="center"/>
-          </w:tcPr>
-          <w:p>
-            <w:pPr>
-              <w:jc w:val="center"/>
-            </w:pPr>
-            <w:r/>
-            <w:r>
-              <w:rPr>
-                <w:b w:val="0"/>
-                <w:sz w:val="15"/>
+            <w:tcW w:type="dxa" w:w="2304"/>
+            <w:vAlign w:val="center"/>
+          </w:tcPr>
+          <w:p>
+            <w:pPr>
+              <w:jc w:val="center"/>
+            </w:pPr>
+            <w:r/>
+            <w:r>
+              <w:rPr>
+                <w:rFonts w:ascii="Times New Roman" w:hAnsi="Times New Roman" w:eastAsia="Times New Roman"/>
+                <w:sz w:val="17"/>
               </w:rPr>
               <w:t>Raquel Pacheco</w:t>
             </w:r>
@@ -10882,39 +10674,39 @@
         </w:tc>
         <w:tc>
           <w:tcPr>
-            <w:tcW w:type="dxa" w:w="3456"/>
-            <w:vAlign w:val="center"/>
-          </w:tcPr>
-          <w:p>
-            <w:pPr>
-              <w:jc w:val="center"/>
-            </w:pPr>
-            <w:r/>
-            <w:r>
-              <w:rPr>
-                <w:b w:val="0"/>
-                <w:sz w:val="15"/>
-              </w:rPr>
-              <w:t>Evaluacion experimental y comparacion</w:t>
-            </w:r>
-          </w:p>
-        </w:tc>
-        <w:tc>
-          <w:tcPr>
-            <w:tcW w:type="dxa" w:w="3456"/>
-            <w:vAlign w:val="center"/>
-          </w:tcPr>
-          <w:p>
-            <w:pPr>
-              <w:jc w:val="center"/>
-            </w:pPr>
-            <w:r/>
-            <w:r>
-              <w:rPr>
-                <w:b w:val="0"/>
-                <w:sz w:val="15"/>
-              </w:rPr>
-              <w:t>Ejecucion de la heuristica Nearest Neighbor, calculo de gaps relativos, validacion de resultados finales y analisis de calidad de solucion del literal e.</w:t>
+            <w:tcW w:type="dxa" w:w="2880"/>
+            <w:vAlign w:val="center"/>
+          </w:tcPr>
+          <w:p>
+            <w:pPr>
+              <w:jc w:val="center"/>
+            </w:pPr>
+            <w:r/>
+            <w:r>
+              <w:rPr>
+                <w:rFonts w:ascii="Times New Roman" w:hAnsi="Times New Roman" w:eastAsia="Times New Roman"/>
+                <w:sz w:val="17"/>
+              </w:rPr>
+              <w:t>Evaluación comparativa y análisis experimental</w:t>
+            </w:r>
+          </w:p>
+        </w:tc>
+        <w:tc>
+          <w:tcPr>
+            <w:tcW w:type="dxa" w:w="4608"/>
+            <w:vAlign w:val="center"/>
+          </w:tcPr>
+          <w:p>
+            <w:pPr>
+              <w:jc w:val="center"/>
+            </w:pPr>
+            <w:r/>
+            <w:r>
+              <w:rPr>
+                <w:rFonts w:ascii="Times New Roman" w:hAnsi="Times New Roman" w:eastAsia="Times New Roman"/>
+                <w:sz w:val="17"/>
+              </w:rPr>
+              <w:t>Ejecución de Nearest Neighbor, NN+2-opt y AG+2-opt; cálculo de gaps relativos; análisis de tamaño de población, probabilidad de crossover y probabilidad de mutación; desarrollo de literales e y f.</w:t>
             </w:r>
           </w:p>
         </w:tc>
@@ -10922,18 +10714,18 @@
       <w:tr>
         <w:tc>
           <w:tcPr>
-            <w:tcW w:type="dxa" w:w="3456"/>
-            <w:vAlign w:val="center"/>
-          </w:tcPr>
-          <w:p>
-            <w:pPr>
-              <w:jc w:val="center"/>
-            </w:pPr>
-            <w:r/>
-            <w:r>
-              <w:rPr>
-                <w:b w:val="0"/>
-                <w:sz w:val="15"/>
+            <w:tcW w:type="dxa" w:w="2304"/>
+            <w:vAlign w:val="center"/>
+          </w:tcPr>
+          <w:p>
+            <w:pPr>
+              <w:jc w:val="center"/>
+            </w:pPr>
+            <w:r/>
+            <w:r>
+              <w:rPr>
+                <w:rFonts w:ascii="Times New Roman" w:hAnsi="Times New Roman" w:eastAsia="Times New Roman"/>
+                <w:sz w:val="17"/>
               </w:rPr>
               <w:t>Kevin Viteri</w:t>
             </w:r>
@@ -10941,47 +10733,51 @@
         </w:tc>
         <w:tc>
           <w:tcPr>
-            <w:tcW w:type="dxa" w:w="3456"/>
-            <w:vAlign w:val="center"/>
-          </w:tcPr>
-          <w:p>
-            <w:pPr>
-              <w:jc w:val="center"/>
-            </w:pPr>
-            <w:r/>
-            <w:r>
-              <w:rPr>
-                <w:b w:val="0"/>
-                <w:sz w:val="15"/>
-              </w:rPr>
-              <w:t>Graficas, diversidad y documentacion final</w:t>
-            </w:r>
-          </w:p>
-        </w:tc>
-        <w:tc>
-          <w:tcPr>
-            <w:tcW w:type="dxa" w:w="3456"/>
-            <w:vAlign w:val="center"/>
-          </w:tcPr>
-          <w:p>
-            <w:pPr>
-              <w:jc w:val="center"/>
-            </w:pPr>
-            <w:r/>
-            <w:r>
-              <w:rPr>
-                <w:b w:val="0"/>
-                <w:sz w:val="15"/>
-              </w:rPr>
-              <w:t>Generacion de graficas de fitness y diversidad, analisis de convergencia, experimento de parametros del literal f y consolidacion del informe profesional.</w:t>
+            <w:tcW w:type="dxa" w:w="2880"/>
+            <w:vAlign w:val="center"/>
+          </w:tcPr>
+          <w:p>
+            <w:pPr>
+              <w:jc w:val="center"/>
+            </w:pPr>
+            <w:r/>
+            <w:r>
+              <w:rPr>
+                <w:rFonts w:ascii="Times New Roman" w:hAnsi="Times New Roman" w:eastAsia="Times New Roman"/>
+                <w:sz w:val="17"/>
+              </w:rPr>
+              <w:t>Métricas, visualización y documentación técnica</w:t>
+            </w:r>
+          </w:p>
+        </w:tc>
+        <w:tc>
+          <w:tcPr>
+            <w:tcW w:type="dxa" w:w="4608"/>
+            <w:vAlign w:val="center"/>
+          </w:tcPr>
+          <w:p>
+            <w:pPr>
+              <w:jc w:val="center"/>
+            </w:pPr>
+            <w:r/>
+            <w:r>
+              <w:rPr>
+                <w:rFonts w:ascii="Times New Roman" w:hAnsi="Times New Roman" w:eastAsia="Times New Roman"/>
+                <w:sz w:val="17"/>
+              </w:rPr>
+              <w:t>Generación e interpretación de gráficas de fitness y diversidad; medición de individuos únicos y distancia Hamming; análisis de convergencia/estancamiento; consolidación del informe y sustentación de literales c y d.</w:t>
             </w:r>
           </w:p>
         </w:tc>
       </w:tr>
     </w:tbl>
     <w:p>
+      <w:r/>
       <w:r>
-        <w:t>La distribucion anterior reparte las tareas de forma equilibrada y permite defender el proyecto por componentes: datos, algoritmo, evaluacion y comunicacion de resultados.</w:t>
+        <w:rPr>
+          <w:sz w:val="21"/>
+        </w:rPr>
+        <w:t>La distribución propuesta mantiene una carga equilibrada: cada integrante participa en un componente técnico verificable del proyecto y también puede explicar una parte del informe durante la exposición. La división cubre datos, modelamiento, implementación, evaluación, visualización y documentación final.</w:t>
       </w:r>
     </w:p>
     <w:p>
